--- a/templates/MODELO_INFORME_DESATASCO.docx
+++ b/templates/MODELO_INFORME_DESATASCO.docx
@@ -4638,7 +4638,7 @@
         <w:spacing w:line="341" w:lineRule="exact"/>
       </w:pPr>
       <w:r>
-        <w:t>ADMINISTRACION:</w:t>
+        <w:t>[[ADMINISTRACION_LABEL]]</w:t>
       </w:r>
     </w:p>
     <w:p>
